--- a/파일럿/보고자료/한글문서/09_학생용_사용안내서.docx
+++ b/파일럿/보고자료/한글문서/09_학생용_사용안내서.docx
@@ -44,7 +44,7 @@
           <w:color w:val="8A8FA3"/>
           <w:sz w:val="18"/>
         </w:rPr>
-        <w:t>처음 쓰는 사람을 위한 안내 · 작성일 2026년 9월 25일</w:t>
+        <w:t>처음 쓰는 사람을 위한 안내 · 작성일 2026년 9월 27일</w:t>
       </w:r>
     </w:p>
     <w:p>
@@ -1887,7 +1887,7 @@
           <w:color w:val="8A8FA3"/>
           <w:sz w:val="17"/>
         </w:rPr>
-        <w:t>「오늘의 숙제」 시범 운영 자료 · 2026년 9월 25일</w:t>
+        <w:t>「오늘의 숙제」 시범 운영 자료 · 2026년 9월 27일</w:t>
       </w:r>
     </w:p>
     <w:sectPr>

--- a/파일럿/보고자료/한글문서/09_학생용_사용안내서.docx
+++ b/파일럿/보고자료/한글문서/09_학생용_사용안내서.docx
@@ -44,7 +44,7 @@
           <w:color w:val="8A8FA3"/>
           <w:sz w:val="18"/>
         </w:rPr>
-        <w:t>처음 쓰는 사람을 위한 안내 · 작성일 2026년 9월 27일</w:t>
+        <w:t>처음 쓰는 사람을 위한 안내 · 작성일 2026년 9월 28일</w:t>
       </w:r>
     </w:p>
     <w:p>
@@ -1483,6 +1483,20 @@
     </w:p>
     <w:p>
       <w:pPr>
+        <w:spacing w:after="120"/>
+      </w:pPr>
+      <w:r>
+        <w:rPr>
+          <w:rFonts w:ascii="맑은 고딕" w:hAnsi="맑은 고딕" w:eastAsia="맑은 고딕" w:cs="맑은 고딕"/>
+          <w:b w:val="0"/>
+          <w:color w:val="8A8FA3"/>
+          <w:sz w:val="19"/>
+        </w:rPr>
+        <w:t>빨간 「알림」 카드는 앱을 만든 쪽에서 모두에게 보내는 공지예요. 로그인할 때 창으로 뜨는 것도 있는데, 「닫기」를 누르면 다시 뜨지 않아요.</w:t>
+      </w:r>
+    </w:p>
+    <w:p>
+      <w:pPr>
         <w:pBdr>
           <w:bottom w:val="single" w:sz="8" w:space="6" w:color="DCE3EE"/>
         </w:pBdr>
@@ -1887,7 +1901,7 @@
           <w:color w:val="8A8FA3"/>
           <w:sz w:val="17"/>
         </w:rPr>
-        <w:t>「오늘의 숙제」 시범 운영 자료 · 2026년 9월 27일</w:t>
+        <w:t>「오늘의 숙제」 시범 운영 자료 · 2026년 9월 28일</w:t>
       </w:r>
     </w:p>
     <w:sectPr>

--- a/파일럿/보고자료/한글문서/09_학생용_사용안내서.docx
+++ b/파일럿/보고자료/한글문서/09_학생용_사용안내서.docx
@@ -44,7 +44,7 @@
           <w:color w:val="8A8FA3"/>
           <w:sz w:val="18"/>
         </w:rPr>
-        <w:t>처음 쓰는 사람을 위한 안내 · 작성일 2026년 9월 28일</w:t>
+        <w:t>처음 쓰는 사람을 위한 안내 · 작성일 2026년 9월 29일</w:t>
       </w:r>
     </w:p>
     <w:p>
@@ -1901,7 +1901,7 @@
           <w:color w:val="8A8FA3"/>
           <w:sz w:val="17"/>
         </w:rPr>
-        <w:t>「오늘의 숙제」 시범 운영 자료 · 2026년 9월 28일</w:t>
+        <w:t>「오늘의 숙제」 시범 운영 자료 · 2026년 9월 29일</w:t>
       </w:r>
     </w:p>
     <w:sectPr>

--- a/파일럿/보고자료/한글문서/09_학생용_사용안내서.docx
+++ b/파일럿/보고자료/한글문서/09_학생용_사용안내서.docx
@@ -1901,7 +1901,7 @@
           <w:color w:val="8A8FA3"/>
           <w:sz w:val="17"/>
         </w:rPr>
-        <w:t>「오늘의 숙제」 시범 운영 자료 · 2026년 9월 29일</w:t>
+        <w:t>「오늘의 숙제」 자료 · 2026년 9월 29일</w:t>
       </w:r>
     </w:p>
     <w:sectPr>
